--- a/PM11/25.05.26/otchet_2026(5) (1).docx
+++ b/PM11/25.05.26/otchet_2026(5) (1).docx
@@ -2621,7 +2621,6 @@
           <w:spacing w:val="0"/>
           <w:sz w:val="20"/>
           <w:szCs w:val="20"/>
-          <w:bdr w:val="none" w:color="auto" w:sz="0" w:space="0"/>
           <w14:textFill>
             <w14:solidFill>
               <w14:schemeClr w14:val="tx1"/>
@@ -2637,7 +2636,6 @@
           <w:spacing w:val="0"/>
           <w:sz w:val="20"/>
           <w:szCs w:val="20"/>
-          <w:bdr w:val="none" w:color="auto" w:sz="0" w:space="0"/>
           <w14:textFill>
             <w14:solidFill>
               <w14:schemeClr w14:val="tx1"/>
@@ -2663,7 +2661,6 @@
           <w:spacing w:val="0"/>
           <w:sz w:val="15"/>
           <w:szCs w:val="15"/>
-          <w:bdr w:val="none" w:color="auto" w:sz="0" w:space="0"/>
         </w:rPr>
       </w:pPr>
     </w:p>
@@ -2747,7 +2744,9 @@
         </w:tblBorders>
         <w:tblLayout w:type="autofit"/>
         <w:tblCellMar>
+          <w:top w:w="0" w:type="dxa"/>
           <w:left w:w="108" w:type="dxa"/>
+          <w:bottom w:w="0" w:type="dxa"/>
           <w:right w:w="108" w:type="dxa"/>
         </w:tblCellMar>
       </w:tblPr>
@@ -2756,16 +2755,10 @@
       </w:tblGrid>
       <w:tr>
         <w:tblPrEx>
-          <w:tblBorders>
-            <w:top w:val="single" w:color="auto" w:sz="4" w:space="0"/>
-            <w:left w:val="single" w:color="auto" w:sz="4" w:space="0"/>
-            <w:bottom w:val="single" w:color="auto" w:sz="4" w:space="0"/>
-            <w:right w:val="single" w:color="auto" w:sz="4" w:space="0"/>
-            <w:insideH w:val="single" w:color="auto" w:sz="4" w:space="0"/>
-            <w:insideV w:val="single" w:color="auto" w:sz="4" w:space="0"/>
-          </w:tblBorders>
           <w:tblCellMar>
+            <w:top w:w="0" w:type="dxa"/>
             <w:left w:w="108" w:type="dxa"/>
+            <w:bottom w:w="0" w:type="dxa"/>
             <w:right w:w="108" w:type="dxa"/>
           </w:tblCellMar>
         </w:tblPrEx>
@@ -2870,6 +2863,641 @@
         <w:snapToGrid/>
         <w:spacing w:line="360" w:lineRule="auto"/>
         <w:ind w:left="0" w:leftChars="0" w:firstLine="0" w:firstLineChars="0"/>
+        <w:jc w:val="center"/>
+        <w:textAlignment w:val="auto"/>
+        <w:rPr>
+          <w:rFonts w:hint="default"/>
+          <w:sz w:val="28"/>
+          <w:szCs w:val="28"/>
+          <w:lang w:val="ru-RU"/>
+        </w:rPr>
+      </w:pPr>
+    </w:p>
+    <w:p>
+      <w:pPr>
+        <w:keepNext w:val="0"/>
+        <w:keepLines w:val="0"/>
+        <w:pageBreakBefore w:val="0"/>
+        <w:widowControl/>
+        <w:kinsoku/>
+        <w:wordWrap/>
+        <w:overflowPunct/>
+        <w:topLinePunct w:val="0"/>
+        <w:autoSpaceDE/>
+        <w:autoSpaceDN/>
+        <w:bidi w:val="0"/>
+        <w:adjustRightInd/>
+        <w:snapToGrid/>
+        <w:spacing w:line="360" w:lineRule="auto"/>
+        <w:ind w:left="0" w:leftChars="0" w:firstLine="0" w:firstLineChars="0"/>
+        <w:jc w:val="center"/>
+        <w:textAlignment w:val="auto"/>
+      </w:pPr>
+      <w:r>
+        <w:drawing>
+          <wp:inline distT="0" distB="0" distL="114300" distR="114300">
+            <wp:extent cx="4129405" cy="2748280"/>
+            <wp:effectExtent l="0" t="0" r="635" b="10160"/>
+            <wp:docPr id="2" name="Изображение 1"/>
+            <wp:cNvGraphicFramePr>
+              <a:graphicFrameLocks xmlns:a="http://schemas.openxmlformats.org/drawingml/2006/main" noChangeAspect="1"/>
+            </wp:cNvGraphicFramePr>
+            <a:graphic xmlns:a="http://schemas.openxmlformats.org/drawingml/2006/main">
+              <a:graphicData uri="http://schemas.openxmlformats.org/drawingml/2006/picture">
+                <pic:pic xmlns:pic="http://schemas.openxmlformats.org/drawingml/2006/picture">
+                  <pic:nvPicPr>
+                    <pic:cNvPr id="2" name="Изображение 1"/>
+                    <pic:cNvPicPr>
+                      <a:picLocks noChangeAspect="1"/>
+                    </pic:cNvPicPr>
+                  </pic:nvPicPr>
+                  <pic:blipFill>
+                    <a:blip r:embed="rId9"/>
+                    <a:stretch>
+                      <a:fillRect/>
+                    </a:stretch>
+                  </pic:blipFill>
+                  <pic:spPr>
+                    <a:xfrm>
+                      <a:off x="0" y="0"/>
+                      <a:ext cx="4129405" cy="2748280"/>
+                    </a:xfrm>
+                    <a:prstGeom prst="rect">
+                      <a:avLst/>
+                    </a:prstGeom>
+                    <a:noFill/>
+                    <a:ln>
+                      <a:noFill/>
+                    </a:ln>
+                  </pic:spPr>
+                </pic:pic>
+              </a:graphicData>
+            </a:graphic>
+          </wp:inline>
+        </w:drawing>
+      </w:r>
+    </w:p>
+    <w:p>
+      <w:pPr>
+        <w:keepNext w:val="0"/>
+        <w:keepLines w:val="0"/>
+        <w:pageBreakBefore w:val="0"/>
+        <w:widowControl/>
+        <w:kinsoku/>
+        <w:wordWrap/>
+        <w:overflowPunct/>
+        <w:topLinePunct w:val="0"/>
+        <w:autoSpaceDE/>
+        <w:autoSpaceDN/>
+        <w:bidi w:val="0"/>
+        <w:adjustRightInd/>
+        <w:snapToGrid/>
+        <w:spacing w:line="360" w:lineRule="auto"/>
+        <w:ind w:left="0" w:leftChars="0" w:firstLine="0" w:firstLineChars="0"/>
+        <w:jc w:val="center"/>
+        <w:textAlignment w:val="auto"/>
+        <w:rPr>
+          <w:rFonts w:hint="default"/>
+          <w:sz w:val="28"/>
+          <w:szCs w:val="28"/>
+          <w:lang w:val="ru-RU"/>
+        </w:rPr>
+      </w:pPr>
+      <w:r>
+        <w:rPr>
+          <w:rFonts w:hint="default"/>
+          <w:sz w:val="28"/>
+          <w:szCs w:val="28"/>
+          <w:lang w:val="ru-RU"/>
+        </w:rPr>
+        <w:t xml:space="preserve">Рисунок </w:t>
+      </w:r>
+      <w:r>
+        <w:rPr>
+          <w:rFonts w:hint="default"/>
+          <w:sz w:val="28"/>
+          <w:szCs w:val="28"/>
+          <w:lang w:val="en-US"/>
+        </w:rPr>
+        <w:t>6</w:t>
+      </w:r>
+      <w:r>
+        <w:rPr>
+          <w:rFonts w:hint="default"/>
+          <w:sz w:val="28"/>
+          <w:szCs w:val="28"/>
+          <w:lang w:val="ru-RU"/>
+        </w:rPr>
+        <w:t xml:space="preserve"> </w:t>
+      </w:r>
+      <w:r>
+        <w:rPr>
+          <w:rFonts w:hint="default"/>
+          <w:sz w:val="28"/>
+          <w:szCs w:val="28"/>
+          <w:lang w:val="en-US"/>
+        </w:rPr>
+        <w:t xml:space="preserve">- </w:t>
+      </w:r>
+      <w:r>
+        <w:rPr>
+          <w:rFonts w:hint="default"/>
+          <w:sz w:val="28"/>
+          <w:szCs w:val="28"/>
+          <w:lang w:val="ru-RU"/>
+        </w:rPr>
+        <w:t>Страница «Новости» с загруженными данными из базы</w:t>
+      </w:r>
+    </w:p>
+    <w:p>
+      <w:pPr>
+        <w:keepNext w:val="0"/>
+        <w:keepLines w:val="0"/>
+        <w:pageBreakBefore w:val="0"/>
+        <w:widowControl/>
+        <w:kinsoku/>
+        <w:wordWrap/>
+        <w:overflowPunct/>
+        <w:topLinePunct w:val="0"/>
+        <w:autoSpaceDE/>
+        <w:autoSpaceDN/>
+        <w:bidi w:val="0"/>
+        <w:adjustRightInd/>
+        <w:snapToGrid/>
+        <w:spacing w:line="360" w:lineRule="auto"/>
+        <w:ind w:left="0" w:leftChars="0" w:firstLine="0" w:firstLineChars="0"/>
+        <w:jc w:val="center"/>
+        <w:textAlignment w:val="auto"/>
+        <w:rPr>
+          <w:rFonts w:hint="default"/>
+          <w:sz w:val="28"/>
+          <w:szCs w:val="28"/>
+          <w:lang w:val="ru-RU"/>
+        </w:rPr>
+      </w:pPr>
+    </w:p>
+    <w:p>
+      <w:pPr>
+        <w:keepNext w:val="0"/>
+        <w:keepLines w:val="0"/>
+        <w:pageBreakBefore w:val="0"/>
+        <w:widowControl/>
+        <w:kinsoku/>
+        <w:wordWrap/>
+        <w:overflowPunct/>
+        <w:topLinePunct w:val="0"/>
+        <w:autoSpaceDE/>
+        <w:autoSpaceDN/>
+        <w:bidi w:val="0"/>
+        <w:adjustRightInd/>
+        <w:snapToGrid/>
+        <w:spacing w:line="360" w:lineRule="auto"/>
+        <w:ind w:left="0" w:leftChars="0" w:firstLine="420" w:firstLineChars="150"/>
+        <w:jc w:val="both"/>
+        <w:textAlignment w:val="auto"/>
+        <w:rPr>
+          <w:rFonts w:hint="default"/>
+          <w:sz w:val="28"/>
+          <w:szCs w:val="28"/>
+          <w:lang w:val="ru-RU"/>
+        </w:rPr>
+      </w:pPr>
+      <w:r>
+        <w:rPr>
+          <w:rFonts w:hint="default"/>
+          <w:sz w:val="28"/>
+          <w:szCs w:val="28"/>
+          <w:lang w:val="ru-RU"/>
+        </w:rPr>
+        <w:t>На рисунке 6 представлена страница «Новости». Здесь отображаются актуальные новости, загружаемые из базы данных. Пользователь видит заголовок, дату публикации и полный текст новости. Данные выводятся в порядке от свежих к старым.</w:t>
+      </w:r>
+    </w:p>
+    <w:p>
+      <w:pPr>
+        <w:keepNext w:val="0"/>
+        <w:keepLines w:val="0"/>
+        <w:pageBreakBefore w:val="0"/>
+        <w:widowControl/>
+        <w:kinsoku/>
+        <w:wordWrap/>
+        <w:overflowPunct/>
+        <w:topLinePunct w:val="0"/>
+        <w:autoSpaceDE/>
+        <w:autoSpaceDN/>
+        <w:bidi w:val="0"/>
+        <w:adjustRightInd/>
+        <w:snapToGrid/>
+        <w:spacing w:line="360" w:lineRule="auto"/>
+        <w:ind w:left="0" w:leftChars="0" w:firstLine="0" w:firstLineChars="0"/>
+        <w:jc w:val="center"/>
+        <w:textAlignment w:val="auto"/>
+        <w:rPr>
+          <w:rFonts w:hint="default"/>
+          <w:sz w:val="28"/>
+          <w:szCs w:val="28"/>
+          <w:lang w:val="ru-RU"/>
+        </w:rPr>
+      </w:pPr>
+    </w:p>
+    <w:p>
+      <w:pPr>
+        <w:keepNext w:val="0"/>
+        <w:keepLines w:val="0"/>
+        <w:pageBreakBefore w:val="0"/>
+        <w:widowControl/>
+        <w:kinsoku/>
+        <w:wordWrap/>
+        <w:overflowPunct/>
+        <w:topLinePunct w:val="0"/>
+        <w:autoSpaceDE/>
+        <w:autoSpaceDN/>
+        <w:bidi w:val="0"/>
+        <w:adjustRightInd/>
+        <w:snapToGrid/>
+        <w:spacing w:line="360" w:lineRule="auto"/>
+        <w:ind w:left="0" w:leftChars="0" w:firstLine="0" w:firstLineChars="0"/>
+        <w:jc w:val="center"/>
+        <w:textAlignment w:val="auto"/>
+      </w:pPr>
+      <w:r>
+        <w:drawing>
+          <wp:inline distT="0" distB="0" distL="114300" distR="114300">
+            <wp:extent cx="4319905" cy="2887980"/>
+            <wp:effectExtent l="0" t="0" r="8255" b="7620"/>
+            <wp:docPr id="8" name="Изображение 2"/>
+            <wp:cNvGraphicFramePr>
+              <a:graphicFrameLocks xmlns:a="http://schemas.openxmlformats.org/drawingml/2006/main" noChangeAspect="1"/>
+            </wp:cNvGraphicFramePr>
+            <a:graphic xmlns:a="http://schemas.openxmlformats.org/drawingml/2006/main">
+              <a:graphicData uri="http://schemas.openxmlformats.org/drawingml/2006/picture">
+                <pic:pic xmlns:pic="http://schemas.openxmlformats.org/drawingml/2006/picture">
+                  <pic:nvPicPr>
+                    <pic:cNvPr id="8" name="Изображение 2"/>
+                    <pic:cNvPicPr>
+                      <a:picLocks noChangeAspect="1"/>
+                    </pic:cNvPicPr>
+                  </pic:nvPicPr>
+                  <pic:blipFill>
+                    <a:blip r:embed="rId10"/>
+                    <a:stretch>
+                      <a:fillRect/>
+                    </a:stretch>
+                  </pic:blipFill>
+                  <pic:spPr>
+                    <a:xfrm>
+                      <a:off x="0" y="0"/>
+                      <a:ext cx="4319905" cy="2887980"/>
+                    </a:xfrm>
+                    <a:prstGeom prst="rect">
+                      <a:avLst/>
+                    </a:prstGeom>
+                    <a:noFill/>
+                    <a:ln>
+                      <a:noFill/>
+                    </a:ln>
+                  </pic:spPr>
+                </pic:pic>
+              </a:graphicData>
+            </a:graphic>
+          </wp:inline>
+        </w:drawing>
+      </w:r>
+    </w:p>
+    <w:p>
+      <w:pPr>
+        <w:keepNext w:val="0"/>
+        <w:keepLines w:val="0"/>
+        <w:pageBreakBefore w:val="0"/>
+        <w:widowControl/>
+        <w:kinsoku/>
+        <w:wordWrap/>
+        <w:overflowPunct/>
+        <w:topLinePunct w:val="0"/>
+        <w:autoSpaceDE/>
+        <w:autoSpaceDN/>
+        <w:bidi w:val="0"/>
+        <w:adjustRightInd/>
+        <w:snapToGrid/>
+        <w:spacing w:line="360" w:lineRule="auto"/>
+        <w:ind w:left="0" w:leftChars="0" w:firstLine="0" w:firstLineChars="0"/>
+        <w:jc w:val="center"/>
+        <w:textAlignment w:val="auto"/>
+        <w:rPr>
+          <w:rFonts w:hint="default"/>
+          <w:sz w:val="28"/>
+          <w:szCs w:val="28"/>
+          <w:lang w:val="ru-RU"/>
+        </w:rPr>
+      </w:pPr>
+      <w:r>
+        <w:rPr>
+          <w:rFonts w:hint="default"/>
+          <w:sz w:val="28"/>
+          <w:szCs w:val="28"/>
+          <w:lang w:val="ru-RU"/>
+        </w:rPr>
+        <w:t xml:space="preserve">Рисунок </w:t>
+      </w:r>
+      <w:r>
+        <w:rPr>
+          <w:rFonts w:hint="default"/>
+          <w:sz w:val="28"/>
+          <w:szCs w:val="28"/>
+          <w:lang w:val="en-US"/>
+        </w:rPr>
+        <w:t>7</w:t>
+      </w:r>
+      <w:r>
+        <w:rPr>
+          <w:rFonts w:hint="default"/>
+          <w:sz w:val="28"/>
+          <w:szCs w:val="28"/>
+          <w:lang w:val="ru-RU"/>
+        </w:rPr>
+        <w:t xml:space="preserve"> </w:t>
+      </w:r>
+      <w:r>
+        <w:rPr>
+          <w:rFonts w:hint="default"/>
+          <w:sz w:val="28"/>
+          <w:szCs w:val="28"/>
+          <w:lang w:val="en-US"/>
+        </w:rPr>
+        <w:t xml:space="preserve">- </w:t>
+      </w:r>
+      <w:r>
+        <w:rPr>
+          <w:rFonts w:hint="default"/>
+          <w:sz w:val="28"/>
+          <w:szCs w:val="28"/>
+          <w:lang w:val="ru-RU"/>
+        </w:rPr>
+        <w:t>Список кабинетов с количеством компьютеров</w:t>
+      </w:r>
+    </w:p>
+    <w:p>
+      <w:pPr>
+        <w:keepNext w:val="0"/>
+        <w:keepLines w:val="0"/>
+        <w:pageBreakBefore w:val="0"/>
+        <w:widowControl/>
+        <w:kinsoku/>
+        <w:wordWrap/>
+        <w:overflowPunct/>
+        <w:topLinePunct w:val="0"/>
+        <w:autoSpaceDE/>
+        <w:autoSpaceDN/>
+        <w:bidi w:val="0"/>
+        <w:adjustRightInd/>
+        <w:snapToGrid/>
+        <w:spacing w:line="360" w:lineRule="auto"/>
+        <w:ind w:left="0" w:leftChars="0" w:firstLine="0" w:firstLineChars="0"/>
+        <w:jc w:val="center"/>
+        <w:textAlignment w:val="auto"/>
+        <w:rPr>
+          <w:rFonts w:hint="default"/>
+          <w:sz w:val="28"/>
+          <w:szCs w:val="28"/>
+          <w:lang w:val="ru-RU"/>
+        </w:rPr>
+      </w:pPr>
+    </w:p>
+    <w:p>
+      <w:pPr>
+        <w:keepNext w:val="0"/>
+        <w:keepLines w:val="0"/>
+        <w:pageBreakBefore w:val="0"/>
+        <w:widowControl/>
+        <w:kinsoku/>
+        <w:wordWrap/>
+        <w:overflowPunct/>
+        <w:topLinePunct w:val="0"/>
+        <w:autoSpaceDE/>
+        <w:autoSpaceDN/>
+        <w:bidi w:val="0"/>
+        <w:adjustRightInd/>
+        <w:snapToGrid/>
+        <w:spacing w:line="360" w:lineRule="auto"/>
+        <w:ind w:left="0" w:leftChars="0" w:firstLine="420" w:firstLineChars="150"/>
+        <w:jc w:val="both"/>
+        <w:textAlignment w:val="auto"/>
+        <w:rPr>
+          <w:rFonts w:hint="default"/>
+          <w:lang w:val="ru-RU"/>
+        </w:rPr>
+      </w:pPr>
+      <w:r>
+        <w:rPr>
+          <w:rFonts w:hint="default"/>
+          <w:sz w:val="28"/>
+          <w:szCs w:val="28"/>
+          <w:lang w:val="ru-RU"/>
+        </w:rPr>
+        <w:t>На рисунке 7 показан список кабинетов информатики. Для каждого кабинета указано его расположение, ответственный преподаватель и количество компьютеров в кабинете (АРМ). Данные получены из базы данных путём группировки и подсчёта записей в таблице «АРМ».</w:t>
+      </w:r>
+    </w:p>
+    <w:p>
+      <w:pPr>
+        <w:keepNext w:val="0"/>
+        <w:keepLines w:val="0"/>
+        <w:pageBreakBefore w:val="0"/>
+        <w:widowControl/>
+        <w:kinsoku/>
+        <w:wordWrap/>
+        <w:overflowPunct/>
+        <w:topLinePunct w:val="0"/>
+        <w:autoSpaceDE/>
+        <w:autoSpaceDN/>
+        <w:bidi w:val="0"/>
+        <w:adjustRightInd/>
+        <w:snapToGrid/>
+        <w:spacing w:line="360" w:lineRule="auto"/>
+        <w:ind w:left="0" w:leftChars="0" w:firstLine="0" w:firstLineChars="0"/>
+        <w:jc w:val="center"/>
+        <w:textAlignment w:val="auto"/>
+      </w:pPr>
+      <w:r>
+        <w:drawing>
+          <wp:inline distT="0" distB="0" distL="114300" distR="114300">
+            <wp:extent cx="3615055" cy="3270885"/>
+            <wp:effectExtent l="0" t="0" r="12065" b="5715"/>
+            <wp:docPr id="10" name="Изображение 4"/>
+            <wp:cNvGraphicFramePr>
+              <a:graphicFrameLocks xmlns:a="http://schemas.openxmlformats.org/drawingml/2006/main" noChangeAspect="1"/>
+            </wp:cNvGraphicFramePr>
+            <a:graphic xmlns:a="http://schemas.openxmlformats.org/drawingml/2006/main">
+              <a:graphicData uri="http://schemas.openxmlformats.org/drawingml/2006/picture">
+                <pic:pic xmlns:pic="http://schemas.openxmlformats.org/drawingml/2006/picture">
+                  <pic:nvPicPr>
+                    <pic:cNvPr id="10" name="Изображение 4"/>
+                    <pic:cNvPicPr>
+                      <a:picLocks noChangeAspect="1"/>
+                    </pic:cNvPicPr>
+                  </pic:nvPicPr>
+                  <pic:blipFill>
+                    <a:blip r:embed="rId11"/>
+                    <a:stretch>
+                      <a:fillRect/>
+                    </a:stretch>
+                  </pic:blipFill>
+                  <pic:spPr>
+                    <a:xfrm>
+                      <a:off x="0" y="0"/>
+                      <a:ext cx="3615055" cy="3270885"/>
+                    </a:xfrm>
+                    <a:prstGeom prst="rect">
+                      <a:avLst/>
+                    </a:prstGeom>
+                    <a:noFill/>
+                    <a:ln>
+                      <a:noFill/>
+                    </a:ln>
+                  </pic:spPr>
+                </pic:pic>
+              </a:graphicData>
+            </a:graphic>
+          </wp:inline>
+        </w:drawing>
+      </w:r>
+    </w:p>
+    <w:p>
+      <w:pPr>
+        <w:keepNext w:val="0"/>
+        <w:keepLines w:val="0"/>
+        <w:pageBreakBefore w:val="0"/>
+        <w:widowControl/>
+        <w:kinsoku/>
+        <w:wordWrap/>
+        <w:overflowPunct/>
+        <w:topLinePunct w:val="0"/>
+        <w:autoSpaceDE/>
+        <w:autoSpaceDN/>
+        <w:bidi w:val="0"/>
+        <w:adjustRightInd/>
+        <w:snapToGrid/>
+        <w:spacing w:line="360" w:lineRule="auto"/>
+        <w:ind w:left="0" w:leftChars="0" w:firstLine="0" w:firstLineChars="0"/>
+        <w:jc w:val="center"/>
+        <w:textAlignment w:val="auto"/>
+        <w:rPr>
+          <w:rFonts w:hint="default"/>
+          <w:sz w:val="28"/>
+          <w:szCs w:val="28"/>
+          <w:lang w:val="ru-RU"/>
+        </w:rPr>
+      </w:pPr>
+      <w:r>
+        <w:rPr>
+          <w:rFonts w:hint="default"/>
+          <w:sz w:val="28"/>
+          <w:szCs w:val="28"/>
+          <w:lang w:val="ru-RU"/>
+        </w:rPr>
+        <w:t>Рисунок 8</w:t>
+      </w:r>
+      <w:r>
+        <w:rPr>
+          <w:rFonts w:hint="default"/>
+          <w:sz w:val="28"/>
+          <w:szCs w:val="28"/>
+          <w:lang w:val="en-US"/>
+        </w:rPr>
+        <w:t xml:space="preserve"> -</w:t>
+      </w:r>
+      <w:r>
+        <w:rPr>
+          <w:rFonts w:hint="default"/>
+          <w:sz w:val="28"/>
+          <w:szCs w:val="28"/>
+          <w:lang w:val="ru-RU"/>
+        </w:rPr>
+        <w:t xml:space="preserve"> Информация о компьютере</w:t>
+      </w:r>
+    </w:p>
+    <w:p>
+      <w:pPr>
+        <w:keepNext w:val="0"/>
+        <w:keepLines w:val="0"/>
+        <w:pageBreakBefore w:val="0"/>
+        <w:widowControl/>
+        <w:kinsoku/>
+        <w:wordWrap/>
+        <w:overflowPunct/>
+        <w:topLinePunct w:val="0"/>
+        <w:autoSpaceDE/>
+        <w:autoSpaceDN/>
+        <w:bidi w:val="0"/>
+        <w:adjustRightInd/>
+        <w:snapToGrid/>
+        <w:spacing w:line="360" w:lineRule="auto"/>
+        <w:ind w:left="0" w:leftChars="0" w:firstLine="0" w:firstLineChars="0"/>
+        <w:jc w:val="center"/>
+        <w:textAlignment w:val="auto"/>
+        <w:rPr>
+          <w:rFonts w:hint="default"/>
+          <w:sz w:val="28"/>
+          <w:szCs w:val="28"/>
+          <w:lang w:val="ru-RU"/>
+        </w:rPr>
+      </w:pPr>
+    </w:p>
+    <w:p>
+      <w:pPr>
+        <w:keepNext w:val="0"/>
+        <w:keepLines w:val="0"/>
+        <w:pageBreakBefore w:val="0"/>
+        <w:widowControl/>
+        <w:kinsoku/>
+        <w:wordWrap/>
+        <w:overflowPunct/>
+        <w:topLinePunct w:val="0"/>
+        <w:autoSpaceDE/>
+        <w:autoSpaceDN/>
+        <w:bidi w:val="0"/>
+        <w:adjustRightInd/>
+        <w:snapToGrid/>
+        <w:spacing w:line="360" w:lineRule="auto"/>
+        <w:ind w:left="0" w:leftChars="0" w:firstLine="420" w:firstLineChars="150"/>
+        <w:jc w:val="both"/>
+        <w:textAlignment w:val="auto"/>
+        <w:rPr>
+          <w:rFonts w:hint="default"/>
+          <w:b w:val="0"/>
+          <w:bCs w:val="0"/>
+          <w:sz w:val="28"/>
+          <w:szCs w:val="28"/>
+          <w:lang w:val="ru-RU"/>
+        </w:rPr>
+      </w:pPr>
+      <w:r>
+        <w:rPr>
+          <w:rFonts w:hint="default"/>
+          <w:b w:val="0"/>
+          <w:bCs w:val="0"/>
+          <w:sz w:val="28"/>
+          <w:szCs w:val="28"/>
+          <w:lang w:val="ru-RU"/>
+        </w:rPr>
+        <w:t>На рисунке 8 отображена детальная информация о компьютере. Пользователь может видеть технические характеристики (процессор, ОЗУ, накопитель), инвентарный номер, статус оборудования, а также кабинет и ответственное лицо. Эти данные собираются из нескольких таблиц базы данных.</w:t>
+      </w:r>
+    </w:p>
+    <w:p>
+      <w:pPr>
+        <w:keepNext w:val="0"/>
+        <w:keepLines w:val="0"/>
+        <w:pageBreakBefore w:val="0"/>
+        <w:widowControl/>
+        <w:kinsoku/>
+        <w:wordWrap/>
+        <w:overflowPunct/>
+        <w:topLinePunct w:val="0"/>
+        <w:autoSpaceDE/>
+        <w:autoSpaceDN/>
+        <w:bidi w:val="0"/>
+        <w:adjustRightInd/>
+        <w:snapToGrid/>
+        <w:spacing w:line="360" w:lineRule="auto"/>
+        <w:ind w:left="0" w:leftChars="0" w:firstLine="0" w:firstLineChars="0"/>
         <w:jc w:val="both"/>
         <w:textAlignment w:val="auto"/>
         <w:rPr>
@@ -3003,7 +3631,7 @@
                     </pic:cNvPicPr>
                   </pic:nvPicPr>
                   <pic:blipFill>
-                    <a:blip r:embed="rId9"/>
+                    <a:blip r:embed="rId12"/>
                     <a:stretch>
                       <a:fillRect/>
                     </a:stretch>
@@ -3070,7 +3698,7 @@
           <w:szCs w:val="28"/>
           <w:lang w:val="en-US"/>
         </w:rPr>
-        <w:t>6</w:t>
+        <w:t>9</w:t>
       </w:r>
       <w:r>
         <w:rPr>
@@ -3116,88 +3744,7 @@
         <w:adjustRightInd/>
         <w:snapToGrid/>
         <w:spacing w:line="360" w:lineRule="auto"/>
-        <w:ind w:left="0" w:firstLine="420" w:firstLineChars="150"/>
-        <w:jc w:val="center"/>
-        <w:textAlignment w:val="auto"/>
-        <w:rPr>
-          <w:rFonts w:hint="default"/>
-          <w:sz w:val="28"/>
-          <w:szCs w:val="28"/>
-          <w:lang w:val="ru-RU"/>
-        </w:rPr>
-      </w:pPr>
-    </w:p>
-    <w:p>
-      <w:pPr>
-        <w:keepNext w:val="0"/>
-        <w:keepLines w:val="0"/>
-        <w:pageBreakBefore w:val="0"/>
-        <w:widowControl/>
-        <w:kinsoku/>
-        <w:wordWrap/>
-        <w:overflowPunct/>
-        <w:topLinePunct w:val="0"/>
-        <w:autoSpaceDE/>
-        <w:autoSpaceDN/>
-        <w:bidi w:val="0"/>
-        <w:adjustRightInd/>
-        <w:snapToGrid/>
-        <w:spacing w:line="360" w:lineRule="auto"/>
-        <w:ind w:left="0" w:firstLine="420" w:firstLineChars="150"/>
-        <w:jc w:val="center"/>
-        <w:textAlignment w:val="auto"/>
-        <w:rPr>
-          <w:rFonts w:hint="default"/>
-          <w:sz w:val="28"/>
-          <w:szCs w:val="28"/>
-          <w:lang w:val="ru-RU"/>
-        </w:rPr>
-      </w:pPr>
-    </w:p>
-    <w:p>
-      <w:pPr>
-        <w:keepNext w:val="0"/>
-        <w:keepLines w:val="0"/>
-        <w:pageBreakBefore w:val="0"/>
-        <w:widowControl/>
-        <w:kinsoku/>
-        <w:wordWrap/>
-        <w:overflowPunct/>
-        <w:topLinePunct w:val="0"/>
-        <w:autoSpaceDE/>
-        <w:autoSpaceDN/>
-        <w:bidi w:val="0"/>
-        <w:adjustRightInd/>
-        <w:snapToGrid/>
-        <w:spacing w:line="360" w:lineRule="auto"/>
-        <w:ind w:left="0" w:firstLine="420" w:firstLineChars="150"/>
-        <w:jc w:val="center"/>
-        <w:textAlignment w:val="auto"/>
-        <w:rPr>
-          <w:rFonts w:hint="default"/>
-          <w:sz w:val="28"/>
-          <w:szCs w:val="28"/>
-          <w:lang w:val="ru-RU"/>
-        </w:rPr>
-      </w:pPr>
-    </w:p>
-    <w:p>
-      <w:pPr>
-        <w:keepNext w:val="0"/>
-        <w:keepLines w:val="0"/>
-        <w:pageBreakBefore w:val="0"/>
-        <w:widowControl/>
-        <w:kinsoku/>
-        <w:wordWrap/>
-        <w:overflowPunct/>
-        <w:topLinePunct w:val="0"/>
-        <w:autoSpaceDE/>
-        <w:autoSpaceDN/>
-        <w:bidi w:val="0"/>
-        <w:adjustRightInd/>
-        <w:snapToGrid/>
-        <w:spacing w:line="360" w:lineRule="auto"/>
-        <w:ind w:left="0" w:firstLine="420" w:firstLineChars="150"/>
+        <w:ind w:left="0" w:leftChars="0" w:firstLine="0" w:firstLineChars="0"/>
         <w:jc w:val="center"/>
         <w:textAlignment w:val="auto"/>
         <w:rPr>
@@ -3281,7 +3828,7 @@
           <w:szCs w:val="28"/>
           <w:lang w:val="ru-RU"/>
         </w:rPr>
-        <w:t>В процессе практики выполнено резервное копирование базы данных с помощью средств СУБД. Создано 2 резервные копии. Каждая копия сохранена в отдельный файл с указанием даты. Выполнено восстановление состояния базы данных на заданную дату (25.05.2026), что подтвердило работоспособность резервных копий.</w:t>
+        <w:t>В процессе практики выполнено резервное копирование базы данных с помощью средств СУБД. Создано 3 резервные копии. Каждая копия сохранена в отдельный файл с указанием даты. Выполнено восстановление состояния базы данных на заданную дату (25.05.2026), что подтвердило работоспособность резервных копий.</w:t>
       </w:r>
     </w:p>
     <w:p>
@@ -3307,9 +3854,9 @@
       <w:r>
         <w:drawing>
           <wp:inline distT="0" distB="0" distL="114300" distR="114300">
-            <wp:extent cx="4214495" cy="981710"/>
-            <wp:effectExtent l="0" t="0" r="6985" b="8890"/>
-            <wp:docPr id="6" name="Изображение 4"/>
+            <wp:extent cx="3307715" cy="1329055"/>
+            <wp:effectExtent l="0" t="0" r="14605" b="12065"/>
+            <wp:docPr id="11" name="Изображение 5"/>
             <wp:cNvGraphicFramePr>
               <a:graphicFrameLocks xmlns:a="http://schemas.openxmlformats.org/drawingml/2006/main" noChangeAspect="1"/>
             </wp:cNvGraphicFramePr>
@@ -3317,13 +3864,13 @@
               <a:graphicData uri="http://schemas.openxmlformats.org/drawingml/2006/picture">
                 <pic:pic xmlns:pic="http://schemas.openxmlformats.org/drawingml/2006/picture">
                   <pic:nvPicPr>
-                    <pic:cNvPr id="6" name="Изображение 4"/>
+                    <pic:cNvPr id="11" name="Изображение 5"/>
                     <pic:cNvPicPr>
                       <a:picLocks noChangeAspect="1"/>
                     </pic:cNvPicPr>
                   </pic:nvPicPr>
                   <pic:blipFill>
-                    <a:blip r:embed="rId10"/>
+                    <a:blip r:embed="rId13"/>
                     <a:stretch>
                       <a:fillRect/>
                     </a:stretch>
@@ -3331,7 +3878,7 @@
                   <pic:spPr>
                     <a:xfrm>
                       <a:off x="0" y="0"/>
-                      <a:ext cx="4214495" cy="981710"/>
+                      <a:ext cx="3307715" cy="1329055"/>
                     </a:xfrm>
                     <a:prstGeom prst="rect">
                       <a:avLst/>
@@ -3381,7 +3928,25 @@
           <w:szCs w:val="28"/>
           <w:lang w:val="ru-RU"/>
         </w:rPr>
-        <w:t>Рисунок 7 — Резервные копии базы данных</w:t>
+        <w:t xml:space="preserve">Рисунок </w:t>
+      </w:r>
+      <w:r>
+        <w:rPr>
+          <w:rFonts w:hint="default"/>
+          <w:sz w:val="28"/>
+          <w:szCs w:val="28"/>
+          <w:lang w:val="en-US"/>
+        </w:rPr>
+        <w:t>10</w:t>
+      </w:r>
+      <w:r>
+        <w:rPr>
+          <w:rFonts w:hint="default"/>
+          <w:sz w:val="28"/>
+          <w:szCs w:val="28"/>
+          <w:lang w:val="ru-RU"/>
+        </w:rPr>
+        <w:t xml:space="preserve"> — Резервные копии базы данных</w:t>
       </w:r>
     </w:p>
     <w:p>
@@ -3476,7 +4041,6 @@
         <w:adjustRightInd/>
         <w:snapToGrid/>
         <w:spacing w:line="360" w:lineRule="auto"/>
-        <w:ind w:left="0" w:firstLine="420" w:firstLineChars="150"/>
         <w:jc w:val="both"/>
         <w:textAlignment w:val="auto"/>
         <w:rPr>
@@ -3486,6 +4050,8 @@
           <w:lang w:val="ru-RU"/>
         </w:rPr>
       </w:pPr>
+      <w:bookmarkStart w:id="0" w:name="_GoBack"/>
+      <w:bookmarkEnd w:id="0"/>
     </w:p>
     <w:p>
       <w:pPr>
@@ -3702,7 +4268,7 @@
                     </pic:cNvPicPr>
                   </pic:nvPicPr>
                   <pic:blipFill>
-                    <a:blip r:embed="rId11"/>
+                    <a:blip r:embed="rId14"/>
                     <a:stretch>
                       <a:fillRect/>
                     </a:stretch>
@@ -3722,8 +4288,6 @@
           </wp:inline>
         </w:drawing>
       </w:r>
-      <w:bookmarkStart w:id="0" w:name="_GoBack"/>
-      <w:bookmarkEnd w:id="0"/>
     </w:p>
     <w:p>
       <w:pPr>
